--- a/deliverables/鲜境_测试报告.docx
+++ b/deliverables/鲜境_测试报告.docx
@@ -25305,14 +25305,268 @@
         <w:t>截图位于 docs/screenshots/2026-10-18/local/ 与 docs/screenshots/2026-10-18/docker/。</w:t>
       </w:r>
     </w:p>
+    <w:p>
+      <w:pPr>
+        <w:sectPr>
+          <w:headerReference w:type="default" r:id="rId9"/>
+          <w:footerReference w:type="default" r:id="rId10"/>
+          <w:pgSz w:w="11906" w:h="16838"/>
+          <w:pgMar w:top="1247" w:right="1247" w:bottom="1247" w:left="1247" w:header="720" w:footer="720" w:gutter="0"/>
+          <w:cols w:space="720"/>
+          <w:titlePg/>
+          <w:docGrid w:linePitch="360"/>
+        </w:sectPr>
+      </w:pPr>
+    </w:p>
+    <w:p>
+      <w:pPr>
+        <w:pStyle w:val="Heading1"/>
+      </w:pPr>
+      <w:r>
+        <w:t xml:space="preserve">2026年10月20日修订补充</w:t>
+      </w:r>
+    </w:p>
+    <w:p>
+      <w:pPr>
+        <w:ind w:firstLine="0"/>
+      </w:pPr>
+      <w:r>
+        <w:rPr>
+          <w:rFonts w:ascii="Segoe UI" w:hAnsi="Segoe UI" w:eastAsia="Microsoft YaHei"/>
+          <w:b w:val="0"/>
+        </w:rPr>
+        <w:t xml:space="preserve">本补充适用于 725696a 基线及 2026-10-20 工作区修复。前文 2026-10-18 / bb1bde2 的正文、图表、历史测试和原有格式完整保留；涉及本轮变更的当前状态以本补充为准。未重新执行的验收不沿用旧结果，也不改写历史事实。</w:t>
+      </w:r>
+    </w:p>
+    <w:p>
+      <w:pPr>
+        <w:pStyle w:val="Heading2"/>
+      </w:pPr>
+      <w:r>
+        <w:t xml:space="preserve">补充测试对象和环境</w:t>
+      </w:r>
+    </w:p>
+    <w:p>
+      <w:pPr>
+        <w:ind w:firstLine="0"/>
+      </w:pPr>
+      <w:r>
+        <w:rPr>
+          <w:rFonts w:ascii="Segoe UI" w:hAnsi="Segoe UI" w:eastAsia="Microsoft YaHei"/>
+          <w:b w:val="0"/>
+        </w:rPr>
+        <w:t xml:space="preserve">本补充记录 git pull 后的 725696a 及本轮工作区修复。前文 bb1bde2 的 54/55、51/53、CI 失败、缺陷状态和发布建议仍是当时的事实，不能解释为本轮结果。本轮没有执行远端 CI，也不把本地通过等同于托管流水线成功。</w:t>
+      </w:r>
+    </w:p>
+    <w:p>
+      <w:pPr>
+        <w:ind w:firstLine="0"/>
+      </w:pPr>
+      <w:r>
+        <w:rPr>
+          <w:rFonts w:ascii="Segoe UI" w:hAnsi="Segoe UI" w:eastAsia="Microsoft YaHei"/>
+          <w:b w:val="0"/>
+        </w:rPr>
+        <w:t xml:space="preserve">系统 Node v24.12.0、npm 11.20.0；项目 node 依赖使 npm scripts 实际使用 Node v26.12.0。API 集成回归使用内存 SQLite，浏览器使用持久化 SQLite 开发服务和 Edge。默认 5173 被既有 VS Code 进程占用且不响应，改用本轮 Vite 的 5174 后通过；没有终止占用端口的原进程。</w:t>
+      </w:r>
+    </w:p>
+    <w:p>
+      <w:pPr>
+        <w:pStyle w:val="Heading2"/>
+      </w:pPr>
+      <w:r>
+        <w:t xml:space="preserve">本轮结果与覆盖范围</w:t>
+      </w:r>
+    </w:p>
+    <w:p>
+      <w:pPr>
+        <w:ind w:firstLine="0"/>
+      </w:pPr>
+      <w:r>
+        <w:rPr>
+          <w:rFonts w:ascii="Segoe UI" w:hAnsi="Segoe UI" w:eastAsia="Microsoft YaHei"/>
+          <w:b w:val="0"/>
+        </w:rPr>
+        <w:t xml:space="preserve">npm run typecheck、npm run build：通过，原始输出为 typecheck.txt 和 build.txt。npm test：84/84 通过，0 失败，约 14.28 秒。行/分支/函数覆盖率分别为 96.54% / 88.39% / 91.91%；包含导入的前端搜索高亮模块，不代表前端整体覆盖率。</w:t>
+      </w:r>
+    </w:p>
+    <w:p>
+      <w:pPr>
+        <w:ind w:firstLine="0"/>
+      </w:pPr>
+      <w:r>
+        <w:rPr>
+          <w:rFonts w:ascii="Segoe UI" w:hAnsi="Segoe UI" w:eastAsia="Microsoft YaHei"/>
+          <w:b w:val="0"/>
+        </w:rPr>
+        <w:t xml:space="preserve">Edge Playwright：9/9 通过，29.3 秒，无跳过、失败或 flaky。覆盖桌面/手机商城、分类高亮、下单至结算、售后、仓库权限、地址选择、配送时段及弹窗输入。截图位于 docs/screenshots/2026-10-20/local/。未新增优惠券或秒杀的浏览器用例。</w:t>
+      </w:r>
+    </w:p>
+    <w:p>
+      <w:pPr>
+        <w:ind w:firstLine="0"/>
+      </w:pPr>
+      <w:r>
+        <w:rPr>
+          <w:rFonts w:ascii="Segoe UI" w:hAnsi="Segoe UI" w:eastAsia="Microsoft YaHei"/>
+          <w:b w:val="0"/>
+        </w:rPr>
+        <w:t xml:space="preserve">PowerShell 恢复控制流：5/5 通过，分别模拟 stop、pg_restore、FLUSHDB、start 失败及全部成功；docker 为函数替身，没有操作真实容器。Compose 静态配置验证不同项目名生成不同 PostgreSQL 数据卷名，没有启动部署。</w:t>
+      </w:r>
+    </w:p>
+    <w:p>
+      <w:pPr>
+        <w:ind w:firstLine="0"/>
+      </w:pPr>
+      <w:r>
+        <w:rPr>
+          <w:rFonts w:ascii="Segoe UI" w:hAnsi="Segoe UI" w:eastAsia="Microsoft YaHei"/>
+          <w:b w:val="0"/>
+        </w:rPr>
+        <w:t xml:space="preserve">全量 npm audit（含开发依赖）：已知漏洞总数 0。锁文件使用 concurrently 9.2.5 / shell-quote 1.12.0；本轮未强制升级依赖。YAML/JSON 解析检查通过，但不能替代 promtool 和真实告警验收。</w:t>
+      </w:r>
+    </w:p>
+    <w:p>
+      <w:pPr>
+        <w:pStyle w:val="Heading2"/>
+      </w:pPr>
+      <w:r>
+        <w:t xml:space="preserve">新增故障回归</w:t>
+      </w:r>
+    </w:p>
+    <w:p>
+      <w:pPr>
+        <w:ind w:firstLine="0"/>
+      </w:pPr>
+      <w:r>
+        <w:rPr>
+          <w:rFonts w:ascii="Segoe UI" w:hAnsi="Segoe UI" w:eastAsia="Microsoft YaHei"/>
+          <w:b w:val="0"/>
+        </w:rPr>
+        <w:t xml:space="preserve">runtime.test.ts 新增八项：通道单独关闭后的重建和旧事件隔离；拓扑初始化失败清理与重试；通道错误和消费者取消后的恢复；不可路由 return 后即使正向 confirm 仍待重试；批次断连不切换进程内消费；负向确认与同步发布异常；五秒确认超时；数据库故障、已配置依赖中断及恢复时的指标变化。</w:t>
+      </w:r>
+    </w:p>
+    <w:p>
+      <w:pPr>
+        <w:ind w:firstLine="0"/>
+      </w:pPr>
+      <w:r>
+        <w:rPr>
+          <w:rFonts w:ascii="Segoe UI" w:hAnsi="Segoe UI" w:eastAsia="Microsoft YaHei"/>
+          <w:b w:val="0"/>
+        </w:rPr>
+        <w:t xml:space="preserve">指标回归同时确认：数据库不可用时 /api/health 为 500，而 /api/metrics 仍可成功返回并把数据库指标置零；积压查询失败输出非数值，不延用旧正常值。Redis/MQ 指标仅代表连接就绪。首次新增指标断言误匹配 HELP 行和非数值大小写，修正断言后全部通过。</w:t>
+      </w:r>
+    </w:p>
+    <w:p>
+      <w:pPr>
+        <w:pStyle w:val="Heading2"/>
+      </w:pPr>
+      <w:r>
+        <w:t xml:space="preserve">原缺陷清单的当前状态</w:t>
+      </w:r>
+    </w:p>
+    <w:p>
+      <w:pPr>
+        <w:ind w:firstLine="0"/>
+      </w:pPr>
+      <w:r>
+        <w:rPr>
+          <w:rFonts w:ascii="Segoe UI" w:hAnsi="Segoe UI" w:eastAsia="Microsoft YaHei"/>
+          <w:b w:val="0"/>
+        </w:rPr>
+        <w:t xml:space="preserve">DEF-01：代码修复且 SQLite 回归通过，PostgreSQL 本轮未重跑。DEF-02：已移除公开部署密码的构建路径，前端生产构建只填账号；真实部署密码暴露检查未复验，教学开关默认仍开，对外部署须关闭并处理现有演示账号。</w:t>
+      </w:r>
+    </w:p>
+    <w:p>
+      <w:pPr>
+        <w:ind w:firstLine="0"/>
+      </w:pPr>
+      <w:r>
+        <w:rPr>
+          <w:rFonts w:ascii="Segoe UI" w:hAnsi="Segoe UI" w:eastAsia="Microsoft YaHei"/>
+          <w:b w:val="0"/>
+        </w:rPr>
+        <w:t xml:space="preserve">DEF-03：代理地址覆盖和可信跳数已实现，注入回归通过；限流仍为单实例内存计数。DEF-04：镜像已复制 web，真实镜像构建和运行待复验。DEF-05：已有 POSIX 运维脚本，本轮未在 Linux 演练。</w:t>
+      </w:r>
+    </w:p>
+    <w:p>
+      <w:pPr>
+        <w:ind w:firstLine="0"/>
+      </w:pPr>
+      <w:r>
+        <w:rPr>
+          <w:rFonts w:ascii="Segoe UI" w:hAnsi="Segoe UI" w:eastAsia="Microsoft YaHei"/>
+          <w:b w:val="0"/>
+        </w:rPr>
+        <w:t xml:space="preserve">DEF-06：移除固定项目名，两套静态卷名隔离验证通过。DEF-07、08：网关文档阻断和重复头隐藏已配置，真实响应本轮未复验。DEF-09：恢复后清专用缓存；失败控制流通过，真实恢复待复验。DEF-10：临时转储已尽力清理，Docker 故障时仍须人工检查残留。</w:t>
+      </w:r>
+    </w:p>
+    <w:p>
+      <w:pPr>
+        <w:ind w:firstLine="0"/>
+      </w:pPr>
+      <w:r>
+        <w:rPr>
+          <w:rFonts w:ascii="Segoe UI" w:hAnsi="Segoe UI" w:eastAsia="Microsoft YaHei"/>
+          <w:b w:val="0"/>
+        </w:rPr>
+        <w:t xml:space="preserve">DEF-11：索引与 PostgreSQL 迁移锁已实现，SQLite 迁移通过，PG 并发迁移未重跑。DEF-12：本轮全量审计为 0。DEF-13：已有唯一版本部署脚本与历史，真实回滚未演练，直接覆盖 local 标签仍不保证可回滚。DEF-14：部分完成，Alertmanager 路由已实现，外部邮件/Webhook 接收器仍未配置。</w:t>
+      </w:r>
+    </w:p>
+    <w:p>
+      <w:pPr>
+        <w:ind w:firstLine="0"/>
+      </w:pPr>
+      <w:r>
+        <w:rPr>
+          <w:rFonts w:ascii="Segoe UI" w:hAnsi="Segoe UI" w:eastAsia="Microsoft YaHei"/>
+          <w:b w:val="0"/>
+        </w:rPr>
+        <w:t xml:space="preserve">旧设计观察 OBS-01、OBS-02、OBS-06 已有修复及自动回归；OBS-03 推荐权重归一化、OBS-04 重试退避/上限和 OBS-05 查询分层仍未完成。新增 MQ、恢复失败检查、监控和项目隔离修复的当前实现详见同名设计文档修订补充。</w:t>
+      </w:r>
+    </w:p>
+    <w:p>
+      <w:pPr>
+        <w:pStyle w:val="Heading2"/>
+      </w:pPr>
+      <w:r>
+        <w:t xml:space="preserve">发布边界与证据</w:t>
+      </w:r>
+    </w:p>
+    <w:p>
+      <w:pPr>
+        <w:ind w:firstLine="0"/>
+      </w:pPr>
+      <w:r>
+        <w:rPr>
+          <w:rFonts w:ascii="Segoe UI" w:hAnsi="Segoe UI" w:eastAsia="Microsoft YaHei"/>
+          <w:b w:val="0"/>
+        </w:rPr>
+        <w:t xml:space="preserve">本轮结果支持本地教学环境的代码回归结论，不构成生产发布验收。Docker Linux 引擎未运行，PostgreSQL、真实 Redis/RabbitMQ 故障、容器化测试、网关响应、Prometheus 告警触发/恢复、Linux 运维、真实备份恢复及版本切换均未执行。外部告警交付仍待配置验证。</w:t>
+      </w:r>
+    </w:p>
+    <w:p>
+      <w:pPr>
+        <w:ind w:firstLine="0"/>
+      </w:pPr>
+      <w:r>
+        <w:rPr>
+          <w:rFonts w:ascii="Segoe UI" w:hAnsi="Segoe UI" w:eastAsia="Microsoft YaHei"/>
+          <w:b w:val="0"/>
+        </w:rPr>
+        <w:t xml:space="preserve">原始输出统一保存在 docs/evidence/2026-10-20/：api-tests-sqlite.txt、e2e-local.txt、e2e-results.json、restore-control-flow.txt、compose-isolation.json、typecheck.txt、build.txt、npm-audit-full.json 和 config-validation.txt。旧 2026-10-18 证据未覆盖。详细当前状态见 docs/maintenance-2026-10-20.md。</w:t>
+      </w:r>
+    </w:p>
     <w:sectPr>
-      <w:headerReference w:type="default" r:id="rId9"/>
-      <w:footerReference w:type="default" r:id="rId10"/>
+      <w:headerReference w:type="default" r:id="rIdMaintenanceheaderdefault"/>
+      <w:footerReference w:type="default" r:id="rIdMaintenancefooterdefault"/>
       <w:pgSz w:w="11906" w:h="16838"/>
       <w:pgMar w:top="1247" w:right="1247" w:bottom="1247" w:left="1247" w:header="720" w:footer="720" w:gutter="0"/>
       <w:cols w:space="720"/>
-      <w:titlePg/>
       <w:docGrid w:linePitch="360"/>
+      <w:pgNumType w:start="1"/>
+      <w:type w:val="nextPage"/>
     </w:sectPr>
   </w:body>
 </w:document>
@@ -25367,6 +25621,82 @@
     </w:r>
     <w:r>
       <w:instrText xml:space="preserve">NUMPAGES</w:instrText>
+    </w:r>
+    <w:r>
+      <w:fldChar w:fldCharType="separate"/>
+    </w:r>
+    <w:r>
+      <w:rPr>
+        <w:rFonts w:ascii="Segoe UI" w:hAnsi="Segoe UI" w:eastAsia="Microsoft YaHei"/>
+        <w:color w:val="68868D"/>
+        <w:sz w:val="18"/>
+      </w:rPr>
+      <w:t>1</w:t>
+    </w:r>
+    <w:r>
+      <w:fldChar w:fldCharType="end"/>
+    </w:r>
+    <w:r>
+      <w:rPr>
+        <w:rFonts w:ascii="Segoe UI" w:hAnsi="Segoe UI" w:eastAsia="Microsoft YaHei"/>
+        <w:color w:val="68868D"/>
+        <w:sz w:val="17"/>
+      </w:rPr>
+      <w:t xml:space="preserve"> 页</w:t>
+    </w:r>
+  </w:p>
+</w:ftr>
+</file>
+
+<file path=word/footerMaintenance20261020.xml><?xml version="1.0" encoding="utf-8"?>
+<w:ftr xmlns:m="http://schemas.openxmlformats.org/officeDocument/2006/math" xmlns:mc="http://schemas.openxmlformats.org/markup-compatibility/2006" xmlns:mo="http://schemas.microsoft.com/office/mac/office/2008/main" xmlns:mv="urn:schemas-microsoft-com:mac:vml" xmlns:o="urn:schemas-microsoft-com:office:office" xmlns:r="http://schemas.openxmlformats.org/officeDocument/2006/relationships" xmlns:v="urn:schemas-microsoft-com:vml" xmlns:w10="urn:schemas-microsoft-com:office:word" xmlns:w14="http://schemas.microsoft.com/office/word/2010/wordml" xmlns:w="http://schemas.openxmlformats.org/wordprocessingml/2006/main" xmlns:wne="http://schemas.microsoft.com/office/word/2006/wordml" xmlns:wp14="http://schemas.microsoft.com/office/word/2010/wordprocessingDrawing" xmlns:wp="http://schemas.openxmlformats.org/drawingml/2006/wordprocessingDrawing" xmlns:wpc="http://schemas.microsoft.com/office/word/2010/wordprocessingCanvas" xmlns:wpg="http://schemas.microsoft.com/office/word/2010/wordprocessingGroup" xmlns:wpi="http://schemas.microsoft.com/office/word/2010/wordprocessingInk" xmlns:wps="http://schemas.microsoft.com/office/word/2010/wordprocessingShape" mc:Ignorable="w14 wp14">
+  <w:p>
+    <w:pPr>
+      <w:pStyle w:val="Footer"/>
+      <w:jc w:val="center"/>
+    </w:pPr>
+    <w:r/>
+    <w:r>
+      <w:rPr>
+        <w:rFonts w:ascii="Segoe UI" w:hAnsi="Segoe UI" w:eastAsia="Microsoft YaHei"/>
+        <w:color w:val="68868D"/>
+        <w:sz w:val="17"/>
+      </w:rPr>
+      <w:t xml:space="preserve">修订补充 第 </w:t>
+    </w:r>
+    <w:r>
+      <w:fldChar w:fldCharType="begin" w:dirty="true"/>
+    </w:r>
+    <w:r>
+      <w:instrText xml:space="preserve">PAGE</w:instrText>
+    </w:r>
+    <w:r>
+      <w:fldChar w:fldCharType="separate"/>
+    </w:r>
+    <w:r>
+      <w:rPr>
+        <w:rFonts w:ascii="Segoe UI" w:hAnsi="Segoe UI" w:eastAsia="Microsoft YaHei"/>
+        <w:color w:val="68868D"/>
+        <w:sz w:val="18"/>
+      </w:rPr>
+      <w:t>1</w:t>
+    </w:r>
+    <w:r>
+      <w:fldChar w:fldCharType="end"/>
+    </w:r>
+    <w:r>
+      <w:rPr>
+        <w:rFonts w:ascii="Segoe UI" w:hAnsi="Segoe UI" w:eastAsia="Microsoft YaHei"/>
+        <w:color w:val="68868D"/>
+        <w:sz w:val="17"/>
+      </w:rPr>
+      <w:t xml:space="preserve"> 页 / 共 </w:t>
+    </w:r>
+    <w:r>
+      <w:fldChar w:fldCharType="begin" w:dirty="true"/>
+    </w:r>
+    <w:r>
+      <w:instrText xml:space="preserve">SECTIONPAGES</w:instrText>
     </w:r>
     <w:r>
       <w:fldChar w:fldCharType="separate"/>
@@ -25411,6 +25741,28 @@
         <w:sz w:val="17"/>
       </w:rPr>
       <w:t>鲜境 FreshMarket  |  测试报告  |  FM-STR-001 V2.0</w:t>
+    </w:r>
+  </w:p>
+</w:hdr>
+</file>
+
+<file path=word/headerMaintenance20261020.xml><?xml version="1.0" encoding="utf-8"?>
+<w:hdr xmlns:m="http://schemas.openxmlformats.org/officeDocument/2006/math" xmlns:mc="http://schemas.openxmlformats.org/markup-compatibility/2006" xmlns:mo="http://schemas.microsoft.com/office/mac/office/2008/main" xmlns:mv="urn:schemas-microsoft-com:mac:vml" xmlns:o="urn:schemas-microsoft-com:office:office" xmlns:r="http://schemas.openxmlformats.org/officeDocument/2006/relationships" xmlns:v="urn:schemas-microsoft-com:vml" xmlns:w10="urn:schemas-microsoft-com:office:word" xmlns:w14="http://schemas.microsoft.com/office/word/2010/wordml" xmlns:w="http://schemas.openxmlformats.org/wordprocessingml/2006/main" xmlns:wne="http://schemas.microsoft.com/office/word/2006/wordml" xmlns:wp14="http://schemas.microsoft.com/office/word/2010/wordprocessingDrawing" xmlns:wp="http://schemas.openxmlformats.org/drawingml/2006/wordprocessingDrawing" xmlns:wpc="http://schemas.microsoft.com/office/word/2010/wordprocessingCanvas" xmlns:wpg="http://schemas.microsoft.com/office/word/2010/wordprocessingGroup" xmlns:wpi="http://schemas.microsoft.com/office/word/2010/wordprocessingInk" xmlns:wps="http://schemas.microsoft.com/office/word/2010/wordprocessingShape" mc:Ignorable="w14 wp14">
+  <w:p>
+    <w:pPr>
+      <w:pStyle w:val="Header"/>
+      <w:pBdr>
+        <w:bottom w:val="single" w:sz="4" w:space="1" w:color="B7CDD1"/>
+      </w:pBdr>
+    </w:pPr>
+    <w:r/>
+    <w:r>
+      <w:rPr>
+        <w:rFonts w:ascii="Segoe UI" w:hAnsi="Segoe UI" w:eastAsia="Microsoft YaHei"/>
+        <w:color w:val="68868D"/>
+        <w:sz w:val="17"/>
+      </w:rPr>
+      <w:t>鲜境 FreshMarket  |  测试报告  |  FM-STR-001 V2.1</w:t>
     </w:r>
   </w:p>
 </w:hdr>
